--- a/лр5/лр5.docx
+++ b/лр5/лр5.docx
@@ -1881,20 +1881,15 @@
         <w:t>-репозиторий:</w:t>
       </w:r>
       <w:r>
-        <w:rPr>
-          <w:rFonts w:ascii="Times New Roman" w:hAnsi="Times New Roman" w:cs="Times New Roman"/>
-          <w:sz w:val="28"/>
-          <w:szCs w:val="28"/>
-        </w:rPr>
-        <w:t xml:space="preserve"> </w:t>
-      </w:r>
-      <w:r>
-        <w:rPr>
-          <w:rFonts w:ascii="Times New Roman" w:hAnsi="Times New Roman" w:cs="Times New Roman"/>
-          <w:sz w:val="28"/>
-          <w:szCs w:val="28"/>
-        </w:rPr>
-        <w:t>https://github.com/serafima2007k-code/veb.git</w:t>
+        <w:t xml:space="preserve"> </w:t>
+      </w:r>
+      <w:r>
+        <w:rPr>
+          <w:rFonts w:ascii="Times New Roman" w:hAnsi="Times New Roman" w:cs="Times New Roman"/>
+          <w:sz w:val="28"/>
+          <w:szCs w:val="28"/>
+        </w:rPr>
+        <w:t>https://github.com/serafima2007k-code/web-app.git</w:t>
       </w:r>
     </w:p>
     <w:p>
@@ -3291,6 +3286,7 @@
           <w:sz w:val="28"/>
           <w:szCs w:val="28"/>
         </w:rPr>
+        <w:lastRenderedPageBreak/>
         <w:t>&lt;/</w:t>
       </w:r>
       <w:proofErr w:type="spellStart"/>
@@ -3336,7 +3332,6 @@
           <w:sz w:val="28"/>
           <w:szCs w:val="28"/>
         </w:rPr>
-        <w:lastRenderedPageBreak/>
         <w:t xml:space="preserve"> </w:t>
       </w:r>
       <w:r>
@@ -5216,6 +5211,7 @@
           <w:szCs w:val="28"/>
           <w:lang w:val="en-US"/>
         </w:rPr>
+        <w:lastRenderedPageBreak/>
         <w:t xml:space="preserve">    </w:t>
       </w:r>
       <w:r>
@@ -5268,7 +5264,6 @@
           <w:szCs w:val="28"/>
           <w:lang w:val="en-US"/>
         </w:rPr>
-        <w:lastRenderedPageBreak/>
         <w:t xml:space="preserve">        </w:t>
       </w:r>
       <w:r>
@@ -6426,6 +6421,7 @@
           <w:sz w:val="28"/>
           <w:szCs w:val="28"/>
         </w:rPr>
+        <w:lastRenderedPageBreak/>
         <w:t xml:space="preserve">Рисунок 1 – </w:t>
       </w:r>
       <w:r>
@@ -6476,7 +6472,6 @@
           <w:szCs w:val="28"/>
           <w14:ligatures w14:val="none"/>
         </w:rPr>
-        <w:lastRenderedPageBreak/>
         <w:drawing>
           <wp:inline distT="0" distB="0" distL="0" distR="0" wp14:anchorId="0284DC56" wp14:editId="2CED346E">
             <wp:extent cx="5052060" cy="1120140"/>
@@ -7618,6 +7613,7 @@
           <w:szCs w:val="28"/>
           <w14:ligatures w14:val="none"/>
         </w:rPr>
+        <w:lastRenderedPageBreak/>
         <w:drawing>
           <wp:inline distT="0" distB="0" distL="0" distR="0" wp14:anchorId="474E7C13" wp14:editId="1110ED12">
             <wp:extent cx="3969434" cy="2407920"/>
@@ -7733,7 +7729,6 @@
           <w:sz w:val="28"/>
           <w:szCs w:val="28"/>
         </w:rPr>
-        <w:lastRenderedPageBreak/>
         <w:t>Добавление</w:t>
       </w:r>
       <w:r>
@@ -9709,6 +9704,7 @@
           <w:sz w:val="28"/>
           <w:szCs w:val="28"/>
         </w:rPr>
+        <w:lastRenderedPageBreak/>
         <w:t>Добавить</w:t>
       </w:r>
       <w:r>
@@ -10318,7 +10314,6 @@
           <w:sz w:val="28"/>
           <w:szCs w:val="28"/>
         </w:rPr>
-        <w:lastRenderedPageBreak/>
         <w:t>|</w:t>
       </w:r>
       <w:proofErr w:type="spellStart"/>
@@ -10950,6 +10945,7 @@
           <w:sz w:val="28"/>
           <w:szCs w:val="28"/>
         </w:rPr>
+        <w:lastRenderedPageBreak/>
         <w:t>Вставить</w:t>
       </w:r>
       <w:r>
@@ -11492,7 +11488,6 @@
           <w:szCs w:val="28"/>
           <w14:ligatures w14:val="none"/>
         </w:rPr>
-        <w:lastRenderedPageBreak/>
         <w:drawing>
           <wp:inline distT="0" distB="0" distL="0" distR="0" wp14:anchorId="34A52F69" wp14:editId="56E9AFBF">
             <wp:extent cx="5940425" cy="4321810"/>
@@ -11619,6 +11614,7 @@
           <w:szCs w:val="28"/>
           <w14:ligatures w14:val="none"/>
         </w:rPr>
+        <w:lastRenderedPageBreak/>
         <w:drawing>
           <wp:inline distT="0" distB="0" distL="0" distR="0" wp14:anchorId="2F05D9AB" wp14:editId="725A40DF">
             <wp:extent cx="5940425" cy="3300730"/>
@@ -11716,7 +11712,6 @@
           <w:sz w:val="28"/>
           <w:szCs w:val="28"/>
         </w:rPr>
-        <w:lastRenderedPageBreak/>
         <w:t>Вывод</w:t>
       </w:r>
       <w:r>
@@ -12240,6 +12235,7 @@
           <w:szCs w:val="28"/>
           <w14:ligatures w14:val="none"/>
         </w:rPr>
+        <w:lastRenderedPageBreak/>
         <w:drawing>
           <wp:inline distT="0" distB="0" distL="0" distR="0" wp14:anchorId="22768B23" wp14:editId="7CB807FB">
             <wp:extent cx="4640580" cy="5692952"/>
@@ -12351,7 +12347,6 @@
           <w:sz w:val="28"/>
           <w:szCs w:val="28"/>
         </w:rPr>
-        <w:lastRenderedPageBreak/>
         <w:t>Вызов</w:t>
       </w:r>
       <w:r>
@@ -13826,7 +13821,6 @@
           <w:szCs w:val="28"/>
           <w14:ligatures w14:val="none"/>
         </w:rPr>
-        <w:lastRenderedPageBreak/>
         <w:drawing>
           <wp:inline distT="0" distB="0" distL="0" distR="0" wp14:anchorId="6C14265C" wp14:editId="06E3DF69">
             <wp:extent cx="5940425" cy="623570"/>
@@ -13952,6 +13946,7 @@
           <w:szCs w:val="28"/>
           <w14:ligatures w14:val="none"/>
         </w:rPr>
+        <w:lastRenderedPageBreak/>
         <w:drawing>
           <wp:inline distT="0" distB="0" distL="0" distR="0" wp14:anchorId="5CE1A48F" wp14:editId="19F8B163">
             <wp:extent cx="5940425" cy="3048000"/>
@@ -14914,6 +14909,7 @@
           <w:szCs w:val="28"/>
           <w14:ligatures w14:val="none"/>
         </w:rPr>
+        <w:lastRenderedPageBreak/>
         <w:drawing>
           <wp:inline distT="0" distB="0" distL="0" distR="0" wp14:anchorId="5F7CAAA9" wp14:editId="148529EE">
             <wp:extent cx="5079723" cy="5306695"/>
@@ -15620,7 +15616,6 @@
           <w:sz w:val="28"/>
           <w:szCs w:val="28"/>
         </w:rPr>
-        <w:lastRenderedPageBreak/>
         <w:t>&lt;/</w:t>
       </w:r>
       <w:proofErr w:type="spellStart"/>
@@ -15664,6 +15659,7 @@
           <w:sz w:val="28"/>
           <w:szCs w:val="28"/>
         </w:rPr>
+        <w:lastRenderedPageBreak/>
         <w:t>Пояснение:</w:t>
       </w:r>
       <w:r>
@@ -16472,7 +16468,6 @@
           <w:szCs w:val="28"/>
           <w:lang w:val="en-US"/>
         </w:rPr>
-        <w:lastRenderedPageBreak/>
         <w:t>&lt;h1&gt;{{</w:t>
       </w:r>
       <w:r>
@@ -16534,6 +16529,7 @@
           <w:szCs w:val="28"/>
           <w:lang w:val="en-US"/>
         </w:rPr>
+        <w:lastRenderedPageBreak/>
         <w:t>{%</w:t>
       </w:r>
       <w:r>
@@ -18182,7 +18178,6 @@
           <w:szCs w:val="28"/>
           <w:lang w:val="en-US"/>
         </w:rPr>
-        <w:lastRenderedPageBreak/>
         <w:t xml:space="preserve">        </w:t>
       </w:r>
       <w:r>
@@ -18253,6 +18248,7 @@
           <w:szCs w:val="28"/>
           <w:lang w:val="en-US"/>
         </w:rPr>
+        <w:lastRenderedPageBreak/>
         <w:t xml:space="preserve">        </w:t>
       </w:r>
       <w:r>

--- a/лр5/лр5.docx
+++ b/лр5/лр5.docx
@@ -11,9 +11,7 @@
           <w:szCs w:val="28"/>
         </w:rPr>
       </w:pPr>
-      <w:bookmarkStart w:id="0" w:name="_Hlk221968636"/>
-      <w:bookmarkStart w:id="1" w:name="_Hlk242190277"/>
-      <w:bookmarkEnd w:id="0"/>
+      <w:bookmarkStart w:id="0" w:name="_Hlk242190277"/>
       <w:r>
         <w:rPr>
           <w:rFonts w:ascii="Times New Roman" w:hAnsi="Times New Roman" w:cs="Times New Roman"/>
@@ -326,7 +324,7 @@
           <w:szCs w:val="28"/>
         </w:rPr>
       </w:pPr>
-      <w:bookmarkStart w:id="2" w:name="_Hlk242636246"/>
+      <w:bookmarkStart w:id="1" w:name="_Hlk242636246"/>
       <w:r>
         <w:rPr>
           <w:rFonts w:ascii="Times New Roman" w:hAnsi="Times New Roman" w:cs="Times New Roman"/>
@@ -359,7 +357,7 @@
         <w:t>Кафедра программной инженерии</w:t>
       </w:r>
     </w:p>
-    <w:bookmarkEnd w:id="2"/>
+    <w:bookmarkEnd w:id="1"/>
     <w:p>
       <w:pPr>
         <w:widowControl w:val="0"/>
@@ -2278,7 +2276,6 @@
           <w:bCs/>
           <w:sz w:val="28"/>
           <w:szCs w:val="28"/>
-          <w:lang w:val="en-US"/>
         </w:rPr>
       </w:pPr>
       <w:r>
@@ -2298,7 +2295,6 @@
           <w:bCs/>
           <w:sz w:val="28"/>
           <w:szCs w:val="28"/>
-          <w:lang w:val="en-US"/>
         </w:rPr>
         <w:t xml:space="preserve"> </w:t>
       </w:r>
@@ -2319,7 +2315,6 @@
           <w:bCs/>
           <w:sz w:val="28"/>
           <w:szCs w:val="28"/>
-          <w:lang w:val="en-US"/>
         </w:rPr>
         <w:t xml:space="preserve"> </w:t>
       </w:r>
@@ -2340,7 +2335,6 @@
           <w:bCs/>
           <w:sz w:val="28"/>
           <w:szCs w:val="28"/>
-          <w:lang w:val="en-US"/>
         </w:rPr>
         <w:t xml:space="preserve"> </w:t>
       </w:r>
@@ -2370,7 +2364,6 @@
           <w:bCs/>
           <w:sz w:val="28"/>
           <w:szCs w:val="28"/>
-          <w:lang w:val="en-US"/>
         </w:rPr>
       </w:pPr>
       <w:r>
@@ -2390,20 +2383,40 @@
           <w:bCs/>
           <w:sz w:val="28"/>
           <w:szCs w:val="28"/>
-          <w:lang w:val="en-US"/>
-        </w:rPr>
-        <w:t xml:space="preserve"> </w:t>
-      </w:r>
-      <w:r>
-        <w:rPr>
-          <w:rFonts w:ascii="Times New Roman" w:hAnsi="Times New Roman" w:cs="Times New Roman"/>
-          <w:b/>
-          <w:bCs/>
-          <w:sz w:val="28"/>
-          <w:szCs w:val="28"/>
-          <w:lang w:val="en-US"/>
-        </w:rPr>
-        <w:t>index.html</w:t>
+        </w:rPr>
+        <w:t xml:space="preserve"> </w:t>
+      </w:r>
+      <w:r>
+        <w:rPr>
+          <w:rFonts w:ascii="Times New Roman" w:hAnsi="Times New Roman" w:cs="Times New Roman"/>
+          <w:b/>
+          <w:bCs/>
+          <w:sz w:val="28"/>
+          <w:szCs w:val="28"/>
+          <w:lang w:val="en-US"/>
+        </w:rPr>
+        <w:t>index</w:t>
+      </w:r>
+      <w:r>
+        <w:rPr>
+          <w:rFonts w:ascii="Times New Roman" w:hAnsi="Times New Roman" w:cs="Times New Roman"/>
+          <w:b/>
+          <w:bCs/>
+          <w:sz w:val="28"/>
+          <w:szCs w:val="28"/>
+        </w:rPr>
+        <w:t>.</w:t>
+      </w:r>
+      <w:r>
+        <w:rPr>
+          <w:rFonts w:ascii="Times New Roman" w:hAnsi="Times New Roman" w:cs="Times New Roman"/>
+          <w:b/>
+          <w:bCs/>
+          <w:sz w:val="28"/>
+          <w:szCs w:val="28"/>
+          <w:lang w:val="en-US"/>
+        </w:rPr>
+        <w:t>html</w:t>
       </w:r>
     </w:p>
     <w:p>
@@ -6360,9 +6373,9 @@
           <w14:ligatures w14:val="none"/>
         </w:rPr>
         <w:drawing>
-          <wp:inline distT="0" distB="0" distL="0" distR="0" wp14:anchorId="67940E9C" wp14:editId="4E86F24F">
-            <wp:extent cx="6628130" cy="3390900"/>
-            <wp:effectExtent l="0" t="0" r="1270" b="0"/>
+          <wp:inline distT="0" distB="0" distL="0" distR="0" wp14:anchorId="67940E9C" wp14:editId="175B4017">
+            <wp:extent cx="6628130" cy="3101340"/>
+            <wp:effectExtent l="0" t="0" r="1270" b="3810"/>
             <wp:docPr id="1" name="Рисунок 1"/>
             <wp:cNvGraphicFramePr>
               <a:graphicFrameLocks xmlns:a="http://schemas.openxmlformats.org/drawingml/2006/main" noChangeAspect="1"/>
@@ -6389,7 +6402,7 @@
                   <pic:spPr>
                     <a:xfrm>
                       <a:off x="0" y="0"/>
-                      <a:ext cx="6657724" cy="3406040"/>
+                      <a:ext cx="6657726" cy="3115188"/>
                     </a:xfrm>
                     <a:prstGeom prst="rect">
                       <a:avLst/>
@@ -6421,57 +6434,57 @@
           <w:sz w:val="28"/>
           <w:szCs w:val="28"/>
         </w:rPr>
+        <w:t xml:space="preserve">Рисунок 1 – </w:t>
+      </w:r>
+      <w:r>
+        <w:rPr>
+          <w:rFonts w:ascii="Times New Roman" w:hAnsi="Times New Roman" w:cs="Times New Roman"/>
+          <w:sz w:val="28"/>
+          <w:szCs w:val="28"/>
+        </w:rPr>
+        <w:t xml:space="preserve">Итоговый код index.html после добавления </w:t>
+      </w:r>
+      <w:proofErr w:type="spellStart"/>
+      <w:r>
+        <w:rPr>
+          <w:rFonts w:ascii="Times New Roman" w:hAnsi="Times New Roman" w:cs="Times New Roman"/>
+          <w:sz w:val="28"/>
+          <w:szCs w:val="28"/>
+        </w:rPr>
+        <w:t>Navbar</w:t>
+      </w:r>
+      <w:proofErr w:type="spellEnd"/>
+      <w:r>
+        <w:rPr>
+          <w:rFonts w:ascii="Times New Roman" w:hAnsi="Times New Roman" w:cs="Times New Roman"/>
+          <w:sz w:val="28"/>
+          <w:szCs w:val="28"/>
+        </w:rPr>
+        <w:t xml:space="preserve"> и адаптации шаблона</w:t>
+      </w:r>
+    </w:p>
+    <w:p>
+      <w:pPr>
+        <w:tabs>
+          <w:tab w:val="left" w:pos="5364"/>
+        </w:tabs>
+        <w:spacing w:after="0" w:line="360" w:lineRule="auto"/>
+        <w:jc w:val="center"/>
+        <w:rPr>
+          <w:rFonts w:ascii="Times New Roman" w:hAnsi="Times New Roman" w:cs="Times New Roman"/>
+          <w:sz w:val="28"/>
+          <w:szCs w:val="28"/>
+        </w:rPr>
+      </w:pPr>
+      <w:r>
+        <w:rPr>
+          <w:rFonts w:ascii="Times New Roman" w:hAnsi="Times New Roman" w:cs="Times New Roman"/>
+          <w:noProof/>
+          <w:sz w:val="28"/>
+          <w:szCs w:val="28"/>
+          <w14:ligatures w14:val="none"/>
+        </w:rPr>
         <w:lastRenderedPageBreak/>
-        <w:t xml:space="preserve">Рисунок 1 – </w:t>
-      </w:r>
-      <w:r>
-        <w:rPr>
-          <w:rFonts w:ascii="Times New Roman" w:hAnsi="Times New Roman" w:cs="Times New Roman"/>
-          <w:sz w:val="28"/>
-          <w:szCs w:val="28"/>
-        </w:rPr>
-        <w:t xml:space="preserve">Итоговый код index.html после добавления </w:t>
-      </w:r>
-      <w:proofErr w:type="spellStart"/>
-      <w:r>
-        <w:rPr>
-          <w:rFonts w:ascii="Times New Roman" w:hAnsi="Times New Roman" w:cs="Times New Roman"/>
-          <w:sz w:val="28"/>
-          <w:szCs w:val="28"/>
-        </w:rPr>
-        <w:t>Navbar</w:t>
-      </w:r>
-      <w:proofErr w:type="spellEnd"/>
-      <w:r>
-        <w:rPr>
-          <w:rFonts w:ascii="Times New Roman" w:hAnsi="Times New Roman" w:cs="Times New Roman"/>
-          <w:sz w:val="28"/>
-          <w:szCs w:val="28"/>
-        </w:rPr>
-        <w:t xml:space="preserve"> и адаптации шаблона</w:t>
-      </w:r>
-    </w:p>
-    <w:p>
-      <w:pPr>
-        <w:tabs>
-          <w:tab w:val="left" w:pos="5364"/>
-        </w:tabs>
-        <w:spacing w:after="0" w:line="360" w:lineRule="auto"/>
-        <w:jc w:val="center"/>
-        <w:rPr>
-          <w:rFonts w:ascii="Times New Roman" w:hAnsi="Times New Roman" w:cs="Times New Roman"/>
-          <w:sz w:val="28"/>
-          <w:szCs w:val="28"/>
-        </w:rPr>
-      </w:pPr>
-      <w:r>
-        <w:rPr>
-          <w:rFonts w:ascii="Times New Roman" w:hAnsi="Times New Roman" w:cs="Times New Roman"/>
-          <w:noProof/>
-          <w:sz w:val="28"/>
-          <w:szCs w:val="28"/>
-          <w14:ligatures w14:val="none"/>
-        </w:rPr>
         <w:drawing>
           <wp:inline distT="0" distB="0" distL="0" distR="0" wp14:anchorId="0284DC56" wp14:editId="2CED346E">
             <wp:extent cx="5052060" cy="1120140"/>
@@ -7613,7 +7626,6 @@
           <w:szCs w:val="28"/>
           <w14:ligatures w14:val="none"/>
         </w:rPr>
-        <w:lastRenderedPageBreak/>
         <w:drawing>
           <wp:inline distT="0" distB="0" distL="0" distR="0" wp14:anchorId="474E7C13" wp14:editId="1110ED12">
             <wp:extent cx="3969434" cy="2407920"/>
@@ -7729,6 +7741,7 @@
           <w:sz w:val="28"/>
           <w:szCs w:val="28"/>
         </w:rPr>
+        <w:lastRenderedPageBreak/>
         <w:t>Добавление</w:t>
       </w:r>
       <w:r>
@@ -9704,7 +9717,6 @@
           <w:sz w:val="28"/>
           <w:szCs w:val="28"/>
         </w:rPr>
-        <w:lastRenderedPageBreak/>
         <w:t>Добавить</w:t>
       </w:r>
       <w:r>
@@ -10314,6 +10326,7 @@
           <w:sz w:val="28"/>
           <w:szCs w:val="28"/>
         </w:rPr>
+        <w:lastRenderedPageBreak/>
         <w:t>|</w:t>
       </w:r>
       <w:proofErr w:type="spellStart"/>
@@ -10945,7 +10958,6 @@
           <w:sz w:val="28"/>
           <w:szCs w:val="28"/>
         </w:rPr>
-        <w:lastRenderedPageBreak/>
         <w:t>Вставить</w:t>
       </w:r>
       <w:r>
@@ -11488,6 +11500,7 @@
           <w:szCs w:val="28"/>
           <w14:ligatures w14:val="none"/>
         </w:rPr>
+        <w:lastRenderedPageBreak/>
         <w:drawing>
           <wp:inline distT="0" distB="0" distL="0" distR="0" wp14:anchorId="34A52F69" wp14:editId="56E9AFBF">
             <wp:extent cx="5940425" cy="4321810"/>
@@ -11614,7 +11627,6 @@
           <w:szCs w:val="28"/>
           <w14:ligatures w14:val="none"/>
         </w:rPr>
-        <w:lastRenderedPageBreak/>
         <w:drawing>
           <wp:inline distT="0" distB="0" distL="0" distR="0" wp14:anchorId="2F05D9AB" wp14:editId="725A40DF">
             <wp:extent cx="5940425" cy="3300730"/>
@@ -11712,6 +11724,7 @@
           <w:sz w:val="28"/>
           <w:szCs w:val="28"/>
         </w:rPr>
+        <w:lastRenderedPageBreak/>
         <w:t>Вывод</w:t>
       </w:r>
       <w:r>
@@ -12235,7 +12248,6 @@
           <w:szCs w:val="28"/>
           <w14:ligatures w14:val="none"/>
         </w:rPr>
-        <w:lastRenderedPageBreak/>
         <w:drawing>
           <wp:inline distT="0" distB="0" distL="0" distR="0" wp14:anchorId="22768B23" wp14:editId="7CB807FB">
             <wp:extent cx="4640580" cy="5692952"/>
@@ -12347,6 +12359,7 @@
           <w:sz w:val="28"/>
           <w:szCs w:val="28"/>
         </w:rPr>
+        <w:lastRenderedPageBreak/>
         <w:t>Вызов</w:t>
       </w:r>
       <w:r>
@@ -12881,6 +12894,7 @@
           <w:rFonts w:ascii="Times New Roman" w:hAnsi="Times New Roman" w:cs="Times New Roman"/>
           <w:sz w:val="28"/>
           <w:szCs w:val="28"/>
+          <w:lang w:val="en-US"/>
         </w:rPr>
       </w:pPr>
       <w:r>
@@ -12891,14 +12905,33 @@
         </w:rPr>
         <w:t xml:space="preserve">    </w:t>
       </w:r>
+      <w:r>
+        <w:rPr>
+          <w:rFonts w:ascii="Times New Roman" w:hAnsi="Times New Roman" w:cs="Times New Roman"/>
+          <w:sz w:val="28"/>
+          <w:szCs w:val="28"/>
+          <w:lang w:val="en-US"/>
+        </w:rPr>
+        <w:t>def</w:t>
+      </w:r>
+      <w:r>
+        <w:rPr>
+          <w:rFonts w:ascii="Times New Roman" w:hAnsi="Times New Roman" w:cs="Times New Roman"/>
+          <w:sz w:val="28"/>
+          <w:szCs w:val="28"/>
+          <w:lang w:val="en-US"/>
+        </w:rPr>
+        <w:t xml:space="preserve"> </w:t>
+      </w:r>
       <w:proofErr w:type="spellStart"/>
       <w:r>
         <w:rPr>
           <w:rFonts w:ascii="Times New Roman" w:hAnsi="Times New Roman" w:cs="Times New Roman"/>
           <w:sz w:val="28"/>
           <w:szCs w:val="28"/>
-        </w:rPr>
-        <w:t>def</w:t>
+          <w:lang w:val="en-US"/>
+        </w:rPr>
+        <w:t>my_func</w:t>
       </w:r>
       <w:proofErr w:type="spellEnd"/>
       <w:r>
@@ -12906,44 +12939,9 @@
           <w:rFonts w:ascii="Times New Roman" w:hAnsi="Times New Roman" w:cs="Times New Roman"/>
           <w:sz w:val="28"/>
           <w:szCs w:val="28"/>
-        </w:rPr>
-        <w:t xml:space="preserve"> </w:t>
-      </w:r>
-      <w:proofErr w:type="spellStart"/>
-      <w:r>
-        <w:rPr>
-          <w:rFonts w:ascii="Times New Roman" w:hAnsi="Times New Roman" w:cs="Times New Roman"/>
-          <w:sz w:val="28"/>
-          <w:szCs w:val="28"/>
-        </w:rPr>
-        <w:t>my_func</w:t>
-      </w:r>
-      <w:proofErr w:type="spellEnd"/>
-      <w:r>
-        <w:rPr>
-          <w:rFonts w:ascii="Times New Roman" w:hAnsi="Times New Roman" w:cs="Times New Roman"/>
-          <w:sz w:val="28"/>
-          <w:szCs w:val="28"/>
-        </w:rPr>
-        <w:t>(</w:t>
-      </w:r>
-      <w:proofErr w:type="spellStart"/>
-      <w:r>
-        <w:rPr>
-          <w:rFonts w:ascii="Times New Roman" w:hAnsi="Times New Roman" w:cs="Times New Roman"/>
-          <w:sz w:val="28"/>
-          <w:szCs w:val="28"/>
-        </w:rPr>
-        <w:t>self</w:t>
-      </w:r>
-      <w:proofErr w:type="spellEnd"/>
-      <w:r>
-        <w:rPr>
-          <w:rFonts w:ascii="Times New Roman" w:hAnsi="Times New Roman" w:cs="Times New Roman"/>
-          <w:sz w:val="28"/>
-          <w:szCs w:val="28"/>
-        </w:rPr>
-        <w:t>):</w:t>
+          <w:lang w:val="en-US"/>
+        </w:rPr>
+        <w:t>(self):</w:t>
       </w:r>
     </w:p>
     <w:p>
@@ -12958,57 +12956,78 @@
           <w:rFonts w:ascii="Times New Roman" w:hAnsi="Times New Roman" w:cs="Times New Roman"/>
           <w:sz w:val="28"/>
           <w:szCs w:val="28"/>
-        </w:rPr>
-      </w:pPr>
-      <w:r>
-        <w:rPr>
-          <w:rFonts w:ascii="Times New Roman" w:hAnsi="Times New Roman" w:cs="Times New Roman"/>
-          <w:sz w:val="28"/>
-          <w:szCs w:val="28"/>
+          <w:lang w:val="en-US"/>
+        </w:rPr>
+      </w:pPr>
+      <w:r>
+        <w:rPr>
+          <w:rFonts w:ascii="Times New Roman" w:hAnsi="Times New Roman" w:cs="Times New Roman"/>
+          <w:sz w:val="28"/>
+          <w:szCs w:val="28"/>
+          <w:lang w:val="en-US"/>
         </w:rPr>
         <w:t xml:space="preserve">        </w:t>
       </w:r>
-      <w:proofErr w:type="spellStart"/>
-      <w:r>
-        <w:rPr>
-          <w:rFonts w:ascii="Times New Roman" w:hAnsi="Times New Roman" w:cs="Times New Roman"/>
-          <w:sz w:val="28"/>
-          <w:szCs w:val="28"/>
+      <w:r>
+        <w:rPr>
+          <w:rFonts w:ascii="Times New Roman" w:hAnsi="Times New Roman" w:cs="Times New Roman"/>
+          <w:sz w:val="28"/>
+          <w:szCs w:val="28"/>
+          <w:lang w:val="en-US"/>
         </w:rPr>
         <w:t>return</w:t>
       </w:r>
-      <w:proofErr w:type="spellEnd"/>
-      <w:r>
-        <w:rPr>
-          <w:rFonts w:ascii="Times New Roman" w:hAnsi="Times New Roman" w:cs="Times New Roman"/>
-          <w:sz w:val="28"/>
-          <w:szCs w:val="28"/>
-        </w:rPr>
-        <w:t xml:space="preserve"> </w:t>
-      </w:r>
-      <w:r>
-        <w:rPr>
-          <w:rFonts w:ascii="Times New Roman" w:hAnsi="Times New Roman" w:cs="Times New Roman"/>
-          <w:sz w:val="28"/>
-          <w:szCs w:val="28"/>
-        </w:rPr>
-        <w:t>'Последние</w:t>
-      </w:r>
-      <w:r>
-        <w:rPr>
-          <w:rFonts w:ascii="Times New Roman" w:hAnsi="Times New Roman" w:cs="Times New Roman"/>
-          <w:sz w:val="28"/>
-          <w:szCs w:val="28"/>
-        </w:rPr>
-        <w:t xml:space="preserve"> </w:t>
-      </w:r>
-      <w:r>
-        <w:rPr>
-          <w:rFonts w:ascii="Times New Roman" w:hAnsi="Times New Roman" w:cs="Times New Roman"/>
-          <w:sz w:val="28"/>
-          <w:szCs w:val="28"/>
-        </w:rPr>
-        <w:t>новости'</w:t>
+      <w:r>
+        <w:rPr>
+          <w:rFonts w:ascii="Times New Roman" w:hAnsi="Times New Roman" w:cs="Times New Roman"/>
+          <w:sz w:val="28"/>
+          <w:szCs w:val="28"/>
+          <w:lang w:val="en-US"/>
+        </w:rPr>
+        <w:t xml:space="preserve"> </w:t>
+      </w:r>
+      <w:r>
+        <w:rPr>
+          <w:rFonts w:ascii="Times New Roman" w:hAnsi="Times New Roman" w:cs="Times New Roman"/>
+          <w:sz w:val="28"/>
+          <w:szCs w:val="28"/>
+          <w:lang w:val="en-US"/>
+        </w:rPr>
+        <w:t>'</w:t>
+      </w:r>
+      <w:r>
+        <w:rPr>
+          <w:rFonts w:ascii="Times New Roman" w:hAnsi="Times New Roman" w:cs="Times New Roman"/>
+          <w:sz w:val="28"/>
+          <w:szCs w:val="28"/>
+        </w:rPr>
+        <w:t>Последние</w:t>
+      </w:r>
+      <w:r>
+        <w:rPr>
+          <w:rFonts w:ascii="Times New Roman" w:hAnsi="Times New Roman" w:cs="Times New Roman"/>
+          <w:sz w:val="28"/>
+          <w:szCs w:val="28"/>
+          <w:lang w:val="en-US"/>
+        </w:rPr>
+        <w:t xml:space="preserve"> </w:t>
+      </w:r>
+      <w:r>
+        <w:rPr>
+          <w:rFonts w:ascii="Times New Roman" w:hAnsi="Times New Roman" w:cs="Times New Roman"/>
+          <w:sz w:val="28"/>
+          <w:szCs w:val="28"/>
+        </w:rPr>
+        <w:t>новости</w:t>
+      </w:r>
+      <w:r>
+        <w:rPr>
+          <w:rFonts w:ascii="Times New Roman" w:hAnsi="Times New Roman" w:cs="Times New Roman"/>
+          <w:sz w:val="28"/>
+          <w:szCs w:val="28"/>
+          <w:lang w:val="en-US"/>
+        </w:rPr>
+        <w:t>'</w:t>
       </w:r>
     </w:p>
     <w:p>
@@ -13023,6 +13042,7 @@
           <w:rFonts w:ascii="Times New Roman" w:hAnsi="Times New Roman" w:cs="Times New Roman"/>
           <w:sz w:val="28"/>
           <w:szCs w:val="28"/>
+          <w:lang w:val="en-US"/>
         </w:rPr>
       </w:pPr>
     </w:p>
@@ -13038,77 +13058,44 @@
           <w:rFonts w:ascii="Times New Roman" w:hAnsi="Times New Roman" w:cs="Times New Roman"/>
           <w:sz w:val="28"/>
           <w:szCs w:val="28"/>
-        </w:rPr>
-      </w:pPr>
-      <w:r>
-        <w:rPr>
-          <w:rFonts w:ascii="Times New Roman" w:hAnsi="Times New Roman" w:cs="Times New Roman"/>
-          <w:sz w:val="28"/>
-          <w:szCs w:val="28"/>
+          <w:lang w:val="en-US"/>
+        </w:rPr>
+      </w:pPr>
+      <w:r>
+        <w:rPr>
+          <w:rFonts w:ascii="Times New Roman" w:hAnsi="Times New Roman" w:cs="Times New Roman"/>
+          <w:sz w:val="28"/>
+          <w:szCs w:val="28"/>
+          <w:lang w:val="en-US"/>
         </w:rPr>
         <w:t xml:space="preserve">    </w:t>
       </w:r>
-      <w:proofErr w:type="spellStart"/>
-      <w:r>
-        <w:rPr>
-          <w:rFonts w:ascii="Times New Roman" w:hAnsi="Times New Roman" w:cs="Times New Roman"/>
-          <w:sz w:val="28"/>
-          <w:szCs w:val="28"/>
+      <w:r>
+        <w:rPr>
+          <w:rFonts w:ascii="Times New Roman" w:hAnsi="Times New Roman" w:cs="Times New Roman"/>
+          <w:sz w:val="28"/>
+          <w:szCs w:val="28"/>
+          <w:lang w:val="en-US"/>
         </w:rPr>
         <w:t>def</w:t>
       </w:r>
-      <w:proofErr w:type="spellEnd"/>
-      <w:r>
-        <w:rPr>
-          <w:rFonts w:ascii="Times New Roman" w:hAnsi="Times New Roman" w:cs="Times New Roman"/>
-          <w:sz w:val="28"/>
-          <w:szCs w:val="28"/>
-        </w:rPr>
-        <w:t xml:space="preserve"> </w:t>
-      </w:r>
-      <w:r>
-        <w:rPr>
-          <w:rFonts w:ascii="Times New Roman" w:hAnsi="Times New Roman" w:cs="Times New Roman"/>
-          <w:sz w:val="28"/>
-          <w:szCs w:val="28"/>
-        </w:rPr>
-        <w:t>__</w:t>
-      </w:r>
-      <w:proofErr w:type="spellStart"/>
-      <w:r>
-        <w:rPr>
-          <w:rFonts w:ascii="Times New Roman" w:hAnsi="Times New Roman" w:cs="Times New Roman"/>
-          <w:sz w:val="28"/>
-          <w:szCs w:val="28"/>
-        </w:rPr>
-        <w:t>str</w:t>
-      </w:r>
-      <w:proofErr w:type="spellEnd"/>
-      <w:r>
-        <w:rPr>
-          <w:rFonts w:ascii="Times New Roman" w:hAnsi="Times New Roman" w:cs="Times New Roman"/>
-          <w:sz w:val="28"/>
-          <w:szCs w:val="28"/>
-        </w:rPr>
-        <w:t>__(</w:t>
-      </w:r>
-      <w:proofErr w:type="spellStart"/>
-      <w:r>
-        <w:rPr>
-          <w:rFonts w:ascii="Times New Roman" w:hAnsi="Times New Roman" w:cs="Times New Roman"/>
-          <w:sz w:val="28"/>
-          <w:szCs w:val="28"/>
-        </w:rPr>
-        <w:t>self</w:t>
-      </w:r>
-      <w:proofErr w:type="spellEnd"/>
-      <w:r>
-        <w:rPr>
-          <w:rFonts w:ascii="Times New Roman" w:hAnsi="Times New Roman" w:cs="Times New Roman"/>
-          <w:sz w:val="28"/>
-          <w:szCs w:val="28"/>
-        </w:rPr>
-        <w:t>):</w:t>
+      <w:r>
+        <w:rPr>
+          <w:rFonts w:ascii="Times New Roman" w:hAnsi="Times New Roman" w:cs="Times New Roman"/>
+          <w:sz w:val="28"/>
+          <w:szCs w:val="28"/>
+          <w:lang w:val="en-US"/>
+        </w:rPr>
+        <w:t xml:space="preserve"> </w:t>
+      </w:r>
+      <w:r>
+        <w:rPr>
+          <w:rFonts w:ascii="Times New Roman" w:hAnsi="Times New Roman" w:cs="Times New Roman"/>
+          <w:sz w:val="28"/>
+          <w:szCs w:val="28"/>
+          <w:lang w:val="en-US"/>
+        </w:rPr>
+        <w:t>__str__(self):</w:t>
       </w:r>
     </w:p>
     <w:p>
@@ -13123,40 +13110,43 @@
           <w:rFonts w:ascii="Times New Roman" w:hAnsi="Times New Roman" w:cs="Times New Roman"/>
           <w:sz w:val="28"/>
           <w:szCs w:val="28"/>
-        </w:rPr>
-      </w:pPr>
-      <w:r>
-        <w:rPr>
-          <w:rFonts w:ascii="Times New Roman" w:hAnsi="Times New Roman" w:cs="Times New Roman"/>
-          <w:sz w:val="28"/>
-          <w:szCs w:val="28"/>
+          <w:lang w:val="en-US"/>
+        </w:rPr>
+      </w:pPr>
+      <w:r>
+        <w:rPr>
+          <w:rFonts w:ascii="Times New Roman" w:hAnsi="Times New Roman" w:cs="Times New Roman"/>
+          <w:sz w:val="28"/>
+          <w:szCs w:val="28"/>
+          <w:lang w:val="en-US"/>
         </w:rPr>
         <w:t xml:space="preserve">        </w:t>
       </w:r>
+      <w:r>
+        <w:rPr>
+          <w:rFonts w:ascii="Times New Roman" w:hAnsi="Times New Roman" w:cs="Times New Roman"/>
+          <w:sz w:val="28"/>
+          <w:szCs w:val="28"/>
+          <w:lang w:val="en-US"/>
+        </w:rPr>
+        <w:t>return</w:t>
+      </w:r>
+      <w:r>
+        <w:rPr>
+          <w:rFonts w:ascii="Times New Roman" w:hAnsi="Times New Roman" w:cs="Times New Roman"/>
+          <w:sz w:val="28"/>
+          <w:szCs w:val="28"/>
+          <w:lang w:val="en-US"/>
+        </w:rPr>
+        <w:t xml:space="preserve"> </w:t>
+      </w:r>
       <w:proofErr w:type="spellStart"/>
       <w:r>
         <w:rPr>
           <w:rFonts w:ascii="Times New Roman" w:hAnsi="Times New Roman" w:cs="Times New Roman"/>
           <w:sz w:val="28"/>
           <w:szCs w:val="28"/>
-        </w:rPr>
-        <w:t>return</w:t>
-      </w:r>
-      <w:proofErr w:type="spellEnd"/>
-      <w:r>
-        <w:rPr>
-          <w:rFonts w:ascii="Times New Roman" w:hAnsi="Times New Roman" w:cs="Times New Roman"/>
-          <w:sz w:val="28"/>
-          <w:szCs w:val="28"/>
-        </w:rPr>
-        <w:t xml:space="preserve"> </w:t>
-      </w:r>
-      <w:proofErr w:type="spellStart"/>
-      <w:r>
-        <w:rPr>
-          <w:rFonts w:ascii="Times New Roman" w:hAnsi="Times New Roman" w:cs="Times New Roman"/>
-          <w:sz w:val="28"/>
-          <w:szCs w:val="28"/>
+          <w:lang w:val="en-US"/>
         </w:rPr>
         <w:t>self.title</w:t>
       </w:r>
@@ -13176,6 +13166,7 @@
           <w:bCs/>
           <w:sz w:val="28"/>
           <w:szCs w:val="28"/>
+          <w:lang w:val="en-US"/>
         </w:rPr>
       </w:pPr>
       <w:r>
@@ -13195,6 +13186,7 @@
           <w:bCs/>
           <w:sz w:val="28"/>
           <w:szCs w:val="28"/>
+          <w:lang w:val="en-US"/>
         </w:rPr>
         <w:t xml:space="preserve"> </w:t>
       </w:r>
@@ -13215,6 +13207,7 @@
           <w:bCs/>
           <w:sz w:val="28"/>
           <w:szCs w:val="28"/>
+          <w:lang w:val="en-US"/>
         </w:rPr>
         <w:t xml:space="preserve"> </w:t>
       </w:r>
@@ -13235,6 +13228,7 @@
           <w:bCs/>
           <w:sz w:val="28"/>
           <w:szCs w:val="28"/>
+          <w:lang w:val="en-US"/>
         </w:rPr>
         <w:t xml:space="preserve"> </w:t>
       </w:r>
@@ -13821,6 +13815,7 @@
           <w:szCs w:val="28"/>
           <w14:ligatures w14:val="none"/>
         </w:rPr>
+        <w:lastRenderedPageBreak/>
         <w:drawing>
           <wp:inline distT="0" distB="0" distL="0" distR="0" wp14:anchorId="6C14265C" wp14:editId="06E3DF69">
             <wp:extent cx="5940425" cy="623570"/>
@@ -13946,7 +13941,6 @@
           <w:szCs w:val="28"/>
           <w14:ligatures w14:val="none"/>
         </w:rPr>
-        <w:lastRenderedPageBreak/>
         <w:drawing>
           <wp:inline distT="0" distB="0" distL="0" distR="0" wp14:anchorId="5CE1A48F" wp14:editId="19F8B163">
             <wp:extent cx="5940425" cy="3048000"/>
@@ -14873,20 +14867,6 @@
         </w:rPr>
         <w:t>' %} к заголовку</w:t>
       </w:r>
-    </w:p>
-    <w:p>
-      <w:pPr>
-        <w:tabs>
-          <w:tab w:val="left" w:pos="5364"/>
-        </w:tabs>
-        <w:spacing w:after="0" w:line="360" w:lineRule="auto"/>
-        <w:jc w:val="center"/>
-        <w:rPr>
-          <w:rFonts w:ascii="Times New Roman" w:hAnsi="Times New Roman" w:cs="Times New Roman"/>
-          <w:sz w:val="28"/>
-          <w:szCs w:val="28"/>
-        </w:rPr>
-      </w:pPr>
     </w:p>
     <w:p>
       <w:pPr>
@@ -17256,8 +17236,6 @@
       <w:r>
         <w:rPr>
           <w:rFonts w:ascii="Times New Roman" w:hAnsi="Times New Roman" w:cs="Times New Roman"/>
-          <w:b/>
-          <w:bCs/>
           <w:sz w:val="28"/>
           <w:szCs w:val="28"/>
         </w:rPr>
@@ -20084,7 +20062,7 @@
         <w:t>.</w:t>
       </w:r>
     </w:p>
-    <w:bookmarkEnd w:id="1"/>
+    <w:bookmarkEnd w:id="0"/>
     <w:p/>
     <w:sectPr>
       <w:pgSz w:w="11906" w:h="16838"/>
